--- a/src/etc_docgen/assets/templates/huong-dan-su-dung.docx
+++ b/src/etc_docgen/assets/templates/huong-dan-su-dung.docx
@@ -10788,15 +10788,16 @@
   <w:docDefaults>
     <w:rPrDefault>
       <w:rPr>
-        <w:rFonts w:asciiTheme="minorHAnsi" w:hAnsiTheme="minorHAnsi" w:eastAsiaTheme="minorHAnsi" w:cstheme="minorBidi"/>
-        <w:sz w:val="22"/>
-        <w:szCs w:val="22"/>
-        <w:lang w:val="en-US" w:eastAsia="en-US" w:bidi="ar-SA"/>
+        <w:rFonts w:ascii="Times New Roman" w:hAnsi="Times New Roman" w:cs="Times New Roman" w:eastAsia="Times New Roman"/>
+        <w:sz w:val="26"/>
+        <w:szCs w:val="26"/>
+        <w:lang w:val="vi-VN" w:eastAsia="vi-VN" w:bidi="ar-SA"/>
       </w:rPr>
     </w:rPrDefault>
     <w:pPrDefault>
       <w:pPr>
-        <w:spacing w:after="160" w:line="259" w:lineRule="auto"/>
+        <w:spacing w:line="360" w:lineRule="auto" w:after="0"/>
+        <w:jc w:val="both"/>
       </w:pPr>
     </w:pPrDefault>
   </w:docDefaults>
@@ -11183,10 +11184,14 @@
     <w:qFormat/>
     <w:rsid w:val="00EE031A"/>
     <w:pPr>
-      <w:spacing w:after="200" w:line="276" w:lineRule="auto"/>
-    </w:pPr>
-    <w:rPr>
-      <w:rFonts w:eastAsiaTheme="minorEastAsia"/>
+      <w:spacing w:line="360" w:lineRule="auto" w:after="0"/>
+      <w:jc w:val="both"/>
+      <w:jc w:val="both"/>
+    </w:pPr>
+    <w:rPr>
+      <w:rFonts w:ascii="Times New Roman" w:hAnsi="Times New Roman" w:cs="Times New Roman" w:eastAsia="Times New Roman"/>
+      <w:sz w:val="26"/>
+      <w:szCs w:val="26"/>
     </w:rPr>
   </w:style>
   <w:style w:type="paragraph" w:styleId="Heading1">
@@ -11199,21 +11204,20 @@
     <w:qFormat/>
     <w:rsid w:val="00EE031A"/>
     <w:pPr>
+      <w:spacing w:before="120" w:after="60" w:line="360" w:lineRule="auto"/>
       <w:keepNext/>
       <w:keepLines/>
       <w:numPr>
         <w:numId w:val="1"/>
       </w:numPr>
-      <w:spacing w:before="480" w:after="0"/>
       <w:outlineLvl w:val="0"/>
     </w:pPr>
     <w:rPr>
-      <w:rFonts w:asciiTheme="majorHAnsi" w:hAnsiTheme="majorHAnsi" w:eastAsiaTheme="majorEastAsia" w:cstheme="majorBidi"/>
+      <w:rFonts w:ascii="Times New Roman" w:hAnsi="Times New Roman" w:cs="Times New Roman" w:eastAsia="Times New Roman"/>
       <w:b/>
       <w:bCs/>
-      <w:color w:val="2E74B5" w:themeColor="accent1" w:themeShade="BF"/>
-      <w:sz w:val="28"/>
-      <w:szCs w:val="28"/>
+      <w:sz w:val="26"/>
+      <w:szCs w:val="26"/>
     </w:rPr>
   </w:style>
   <w:style w:type="paragraph" w:styleId="Heading2">
@@ -11227,20 +11231,19 @@
     <w:qFormat/>
     <w:rsid w:val="00EE031A"/>
     <w:pPr>
+      <w:spacing w:before="120" w:after="60" w:line="360" w:lineRule="auto"/>
       <w:keepNext/>
       <w:keepLines/>
       <w:numPr>
         <w:ilvl w:val="1"/>
         <w:numId w:val="1"/>
       </w:numPr>
-      <w:spacing w:before="200" w:after="0"/>
       <w:outlineLvl w:val="1"/>
     </w:pPr>
     <w:rPr>
-      <w:rFonts w:asciiTheme="majorHAnsi" w:hAnsiTheme="majorHAnsi" w:eastAsiaTheme="majorEastAsia" w:cstheme="majorBidi"/>
+      <w:rFonts w:ascii="Times New Roman" w:hAnsi="Times New Roman" w:cs="Times New Roman" w:eastAsia="Times New Roman"/>
       <w:b/>
       <w:bCs/>
-      <w:color w:val="5B9BD5" w:themeColor="accent1"/>
       <w:sz w:val="26"/>
       <w:szCs w:val="26"/>
     </w:rPr>
@@ -11256,20 +11259,19 @@
     <w:qFormat/>
     <w:rsid w:val="00EE031A"/>
     <w:pPr>
+      <w:spacing w:before="60" w:after="0" w:line="360" w:lineRule="auto"/>
       <w:keepNext/>
       <w:keepLines/>
       <w:numPr>
         <w:ilvl w:val="2"/>
         <w:numId w:val="1"/>
       </w:numPr>
-      <w:spacing w:before="200" w:after="0"/>
       <w:outlineLvl w:val="2"/>
     </w:pPr>
     <w:rPr>
-      <w:rFonts w:asciiTheme="majorHAnsi" w:hAnsiTheme="majorHAnsi" w:eastAsiaTheme="majorEastAsia" w:cstheme="majorBidi"/>
-      <w:b/>
-      <w:bCs/>
-      <w:color w:val="5B9BD5" w:themeColor="accent1"/>
+      <w:rFonts w:ascii="Times New Roman" w:hAnsi="Times New Roman" w:cs="Times New Roman" w:eastAsia="Times New Roman"/>
+      <w:sz w:val="26"/>
+      <w:szCs w:val="26"/>
     </w:rPr>
   </w:style>
   <w:style w:type="paragraph" w:styleId="Heading4">
@@ -11436,10 +11438,20 @@
     </w:rPr>
   </w:style>
   <w:style w:type="character" w:styleId="DefaultParagraphFont" w:default="1">
+    <w:pPr>
+      <w:spacing w:line="360" w:lineRule="auto" w:after="0"/>
+      <w:jc w:val="both"/>
+      <w:jc w:val="both"/>
+    </w:pPr>
     <w:name w:val="Default Paragraph Font"/>
     <w:uiPriority w:val="1"/>
     <w:semiHidden/>
     <w:unhideWhenUsed/>
+    <w:rPr>
+      <w:rFonts w:ascii="Times New Roman" w:hAnsi="Times New Roman" w:cs="Times New Roman" w:eastAsia="Times New Roman"/>
+      <w:sz w:val="26"/>
+      <w:szCs w:val="26"/>
+    </w:rPr>
   </w:style>
   <w:style w:type="table" w:styleId="TableNormal" w:default="1">
     <w:name w:val="Normal Table"/>
@@ -11621,15 +11633,14 @@
     <w:basedOn w:val="Normal"/>
     <w:rsid w:val="00EE031A"/>
     <w:pPr>
-      <w:spacing w:before="120" w:after="0" w:line="360" w:lineRule="auto"/>
+      <w:spacing w:line="360" w:lineRule="auto" w:after="0"/>
+      <w:jc w:val="both"/>
       <w:ind w:left="547"/>
     </w:pPr>
     <w:rPr>
-      <w:rFonts w:ascii="Tahoma" w:hAnsi="Tahoma" w:eastAsia="Times New Roman" w:cs="Arial"/>
-      <w:bCs/>
-      <w:snapToGrid w:val="0"/>
-      <w:sz w:val="20"/>
-      <w:szCs w:val="20"/>
+      <w:rFonts w:ascii="Times New Roman" w:hAnsi="Times New Roman" w:cs="Times New Roman" w:eastAsia="Times New Roman"/>
+      <w:sz w:val="26"/>
+      <w:szCs w:val="26"/>
     </w:rPr>
   </w:style>
   <w:style w:type="paragraph" w:styleId="Bang" w:customStyle="1">
@@ -11655,17 +11666,15 @@
     <w:autoRedefine/>
     <w:rsid w:val="00EE031A"/>
     <w:pPr>
+      <w:spacing w:before="120" w:after="60" w:line="360" w:lineRule="auto"/>
       <w:widowControl w:val="0"/>
-      <w:spacing w:before="120" w:after="0" w:line="360" w:lineRule="auto"/>
-    </w:pPr>
-    <w:rPr>
-      <w:rFonts w:ascii="Tahoma" w:hAnsi="Tahoma" w:eastAsia="Times New Roman" w:cs="Times New Roman"/>
+    </w:pPr>
+    <w:rPr>
+      <w:rFonts w:ascii="Times New Roman" w:hAnsi="Times New Roman" w:cs="Times New Roman" w:eastAsia="Times New Roman"/>
       <w:b/>
       <w:bCs/>
-      <w:snapToGrid w:val="0"/>
-      <w:color w:val="6E2500"/>
-      <w:sz w:val="20"/>
-      <w:szCs w:val="20"/>
+      <w:sz w:val="26"/>
+      <w:szCs w:val="26"/>
     </w:rPr>
   </w:style>
   <w:style w:type="paragraph" w:styleId="NormalFSC" w:customStyle="1">
@@ -11674,12 +11683,13 @@
     <w:qFormat/>
     <w:rsid w:val="00EE031A"/>
     <w:pPr>
-      <w:spacing w:after="0" w:line="312" w:lineRule="auto"/>
-    </w:pPr>
-    <w:rPr>
-      <w:rFonts w:ascii="Tahoma" w:hAnsi="Tahoma" w:eastAsia="Times New Roman" w:cs="Times New Roman"/>
-      <w:sz w:val="20"/>
-      <w:szCs w:val="24"/>
+      <w:spacing w:line="360" w:lineRule="auto" w:after="0"/>
+      <w:jc w:val="both"/>
+    </w:pPr>
+    <w:rPr>
+      <w:rFonts w:ascii="Times New Roman" w:hAnsi="Times New Roman" w:cs="Times New Roman" w:eastAsia="Times New Roman"/>
+      <w:sz w:val="26"/>
+      <w:szCs w:val="26"/>
     </w:rPr>
   </w:style>
   <w:style w:type="paragraph" w:styleId="HuongdanFSC" w:customStyle="1">
@@ -14692,6 +14702,7 @@
     <w:qFormat/>
     <w:rsid w:val="00BE2ECE"/>
     <w:pPr>
+      <w:spacing w:before="120" w:after="60" w:line="360" w:lineRule="auto"/>
       <w:keepNext w:val="0"/>
       <w:keepLines w:val="0"/>
       <w:widowControl w:val="0"/>
@@ -14699,18 +14710,14 @@
         <w:numId w:val="10"/>
       </w:numPr>
       <w:shd w:val="clear" w:color="auto" w:fill="E7E6E6" w:themeFill="background2"/>
-      <w:spacing w:before="160" w:after="160" w:line="400" w:lineRule="exact"/>
       <w:jc w:val="both"/>
     </w:pPr>
     <w:rPr>
-      <w:rFonts w:ascii="Times New Roman" w:hAnsi="Times New Roman" w:eastAsia="Arial Unicode MS" w:cs="Times New Roman"/>
+      <w:rFonts w:ascii="Times New Roman" w:hAnsi="Times New Roman" w:cs="Times New Roman" w:eastAsia="Times New Roman"/>
       <w:b/>
-      <w:bCs w:val="0"/>
-      <w:color w:val="000000" w:themeColor="text1"/>
-      <w:kern w:val="28"/>
-      <w:sz w:val="28"/>
-      <w:szCs w:val="44"/>
-      <w:lang w:val="en-AU"/>
+      <w:bCs/>
+      <w:sz w:val="26"/>
+      <w:szCs w:val="26"/>
     </w:rPr>
   </w:style>
   <w:style w:type="paragraph" w:styleId="AHeading2" w:customStyle="1">
@@ -14720,6 +14727,7 @@
     <w:qFormat/>
     <w:rsid w:val="00BE2ECE"/>
     <w:pPr>
+      <w:spacing w:before="120" w:after="60" w:line="360" w:lineRule="auto"/>
       <w:keepNext w:val="0"/>
       <w:keepLines w:val="0"/>
       <w:widowControl w:val="0"/>
@@ -14727,18 +14735,14 @@
         <w:numId w:val="10"/>
       </w:numPr>
       <w:shd w:val="clear" w:color="auto" w:fill="F2F2F2" w:themeFill="background1" w:themeFillShade="F2"/>
-      <w:spacing w:before="160" w:after="160" w:line="288" w:lineRule="auto"/>
       <w:jc w:val="both"/>
     </w:pPr>
     <w:rPr>
-      <w:rFonts w:ascii="Times New Roman" w:hAnsi="Times New Roman" w:eastAsia="Arial Unicode MS" w:cs="Times New Roman"/>
+      <w:rFonts w:ascii="Times New Roman" w:hAnsi="Times New Roman" w:cs="Times New Roman" w:eastAsia="Times New Roman"/>
       <w:b/>
-      <w:bCs w:val="0"/>
-      <w:color w:val="000000" w:themeColor="text1"/>
-      <w:kern w:val="28"/>
+      <w:bCs/>
       <w:sz w:val="26"/>
-      <w:szCs w:val="44"/>
-      <w:lang w:val="en-AU"/>
+      <w:szCs w:val="26"/>
     </w:rPr>
   </w:style>
   <w:style w:type="paragraph" w:styleId="AHeading3" w:customStyle="1">
@@ -14748,26 +14752,19 @@
     <w:qFormat/>
     <w:rsid w:val="00FF2D5F"/>
     <w:pPr>
+      <w:spacing w:before="60" w:after="0" w:line="360" w:lineRule="auto"/>
       <w:keepNext w:val="0"/>
       <w:widowControl w:val="0"/>
       <w:numPr>
         <w:ilvl w:val="2"/>
         <w:numId w:val="10"/>
       </w:numPr>
-      <w:spacing w:before="160" w:after="160" w:line="400" w:lineRule="atLeast"/>
       <w:jc w:val="both"/>
     </w:pPr>
     <w:rPr>
-      <w:rFonts w:ascii="Times New Roman" w:hAnsi="Times New Roman" w:eastAsia="Arial Unicode MS" w:cs="Times New Roman"/>
-      <w:b/>
-      <w:bCs w:val="0"/>
-      <w:i/>
-      <w:iCs/>
-      <w:color w:val="000000" w:themeColor="text1"/>
-      <w:kern w:val="28"/>
+      <w:rFonts w:ascii="Times New Roman" w:hAnsi="Times New Roman" w:cs="Times New Roman" w:eastAsia="Times New Roman"/>
       <w:sz w:val="26"/>
-      <w:szCs w:val="44"/>
-      <w:lang w:val="en-AU"/>
+      <w:szCs w:val="26"/>
     </w:rPr>
   </w:style>
   <w:style w:type="paragraph" w:styleId="AHeading4" w:customStyle="1">
@@ -14969,13 +14966,15 @@
     <w:qFormat/>
     <w:rsid w:val="008D4BC1"/>
     <w:pPr>
+      <w:spacing w:line="360" w:lineRule="auto" w:after="0"/>
+      <w:jc w:val="both"/>
       <w:widowControl w:val="0"/>
-      <w:spacing w:before="120" w:after="0" w:line="312" w:lineRule="auto"/>
       <w:jc w:val="both"/>
     </w:pPr>
     <w:rPr>
-      <w:rFonts w:ascii="Times New Roman" w:hAnsi="Times New Roman" w:eastAsia="Times New Roman" w:cs="Times New Roman"/>
+      <w:rFonts w:ascii="Times New Roman" w:hAnsi="Times New Roman" w:cs="Times New Roman" w:eastAsia="Times New Roman"/>
       <w:sz w:val="26"/>
+      <w:szCs w:val="26"/>
     </w:rPr>
   </w:style>
   <w:style w:type="table" w:styleId="ETCTableStyle" w:customStyle="1">
